--- a/BI_Analyse/PowerBI_Dashboard_Anleitung.docx
+++ b/BI_Analyse/PowerBI_Dashboard_Anleitung.docx
@@ -49,7 +49,7 @@
         <w:rPr>
           <w:sz w:val="22"/>
         </w:rPr>
-        <w:t>Erstellt: 27.07.2026  |  Ausgangsdaten: Data/-Ordner  |  1.824 Krankenhaeuser</w:t>
+        <w:t>Erstellt: 05.08.2026  |  Ausgangsdaten: Data/-Ordner  |  1.824 Krankenhaeuser</w:t>
       </w:r>
     </w:p>
     <w:p>
@@ -338,7 +338,7 @@
               <w:rPr>
                 <w:sz w:val="22"/>
               </w:rPr>
-              <w:t>Stammdaten aller 1.900 Krankenhaeuser:</w:t>
+              <w:t>Stammdaten aller 2.310 Krankenhaeuser:</w:t>
               <w:br/>
               <w:t>Betten, Bundesland, Traeger, Uni-Status, Koordinaten</w:t>
             </w:r>
@@ -1896,7 +1896,7 @@
               <w:rPr>
                 <w:sz w:val="22"/>
               </w:rPr>
-              <w:t>~1.900</w:t>
+              <w:t>2.310</w:t>
             </w:r>
           </w:p>
         </w:tc>
